--- a/DevOps CICD Template With Use Cases.docx
+++ b/DevOps CICD Template With Use Cases.docx
@@ -464,7 +464,7 @@
     <w:p>
       <w:r>
         <w:pict w14:anchorId="63A02D11">
-          <v:rect id="_x0000_i1067" style="width:0;height:1.5pt" o:hralign="center" o:hrstd="t" o:hr="t" fillcolor="#a0a0a0" stroked="f"/>
+          <v:rect id="_x0000_i1025" style="width:0;height:1.5pt" o:hralign="center" o:hrstd="t" o:hr="t" fillcolor="#a0a0a0" stroked="f"/>
         </w:pict>
       </w:r>
     </w:p>
@@ -572,7 +572,7 @@
     <w:p>
       <w:r>
         <w:pict w14:anchorId="12EDD6EC">
-          <v:rect id="_x0000_i1068" style="width:0;height:1.5pt" o:hralign="center" o:hrstd="t" o:hr="t" fillcolor="#a0a0a0" stroked="f"/>
+          <v:rect id="_x0000_i1026" style="width:0;height:1.5pt" o:hralign="center" o:hrstd="t" o:hr="t" fillcolor="#a0a0a0" stroked="f"/>
         </w:pict>
       </w:r>
     </w:p>
@@ -689,7 +689,7 @@
     <w:p>
       <w:r>
         <w:pict w14:anchorId="495AC4DF">
-          <v:rect id="_x0000_i1069" style="width:0;height:1.5pt" o:hralign="center" o:hrstd="t" o:hr="t" fillcolor="#a0a0a0" stroked="f"/>
+          <v:rect id="_x0000_i1027" style="width:0;height:1.5pt" o:hralign="center" o:hrstd="t" o:hr="t" fillcolor="#a0a0a0" stroked="f"/>
         </w:pict>
       </w:r>
     </w:p>
@@ -822,7 +822,7 @@
     <w:p>
       <w:r>
         <w:pict w14:anchorId="3A3F6E23">
-          <v:rect id="_x0000_i1070" style="width:0;height:1.5pt" o:hralign="center" o:hrstd="t" o:hr="t" fillcolor="#a0a0a0" stroked="f"/>
+          <v:rect id="_x0000_i1028" style="width:0;height:1.5pt" o:hralign="center" o:hrstd="t" o:hr="t" fillcolor="#a0a0a0" stroked="f"/>
         </w:pict>
       </w:r>
     </w:p>
@@ -947,7 +947,7 @@
     <w:p>
       <w:r>
         <w:pict w14:anchorId="2E71075D">
-          <v:rect id="_x0000_i1071" style="width:0;height:1.5pt" o:hralign="center" o:hrstd="t" o:hr="t" fillcolor="#a0a0a0" stroked="f"/>
+          <v:rect id="_x0000_i1029" style="width:0;height:1.5pt" o:hralign="center" o:hrstd="t" o:hr="t" fillcolor="#a0a0a0" stroked="f"/>
         </w:pict>
       </w:r>
     </w:p>
@@ -1041,7 +1041,7 @@
     <w:p>
       <w:r>
         <w:pict w14:anchorId="41343BAC">
-          <v:rect id="_x0000_i1072" style="width:0;height:1.5pt" o:hralign="center" o:hrstd="t" o:hr="t" fillcolor="#a0a0a0" stroked="f"/>
+          <v:rect id="_x0000_i1030" style="width:0;height:1.5pt" o:hralign="center" o:hrstd="t" o:hr="t" fillcolor="#a0a0a0" stroked="f"/>
         </w:pict>
       </w:r>
     </w:p>
@@ -1230,7 +1230,7 @@
     <w:p>
       <w:r>
         <w:pict w14:anchorId="0BE21ADE">
-          <v:rect id="_x0000_i1073" style="width:0;height:1.5pt" o:hralign="center" o:hrstd="t" o:hr="t" fillcolor="#a0a0a0" stroked="f"/>
+          <v:rect id="_x0000_i1031" style="width:0;height:1.5pt" o:hralign="center" o:hrstd="t" o:hr="t" fillcolor="#a0a0a0" stroked="f"/>
         </w:pict>
       </w:r>
     </w:p>
@@ -2219,6 +2219,7 @@
   <w:style w:type="character" w:default="1" w:styleId="DefaultParagraphFont">
     <w:name w:val="Default Paragraph Font"/>
     <w:uiPriority w:val="1"/>
+    <w:semiHidden/>
     <w:unhideWhenUsed/>
   </w:style>
   <w:style w:type="table" w:default="1" w:styleId="TableNormal">
